--- a/7 steps of Analysis.docx
+++ b/7 steps of Analysis.docx
@@ -12,26 +12,12 @@
         <w:rPr>
           <w:lang w:val="de-DE"/>
         </w:rPr>
-        <w:t xml:space="preserve">7 </w:t>
-      </w:r>
-      <w:proofErr w:type="spellStart"/>
-      <w:r>
-        <w:rPr>
-          <w:lang w:val="de-DE"/>
-        </w:rPr>
-        <w:t>steps</w:t>
-      </w:r>
-      <w:proofErr w:type="spellEnd"/>
-      <w:r>
-        <w:rPr>
-          <w:lang w:val="de-DE"/>
-        </w:rPr>
-        <w:t xml:space="preserve"> of Analysis:</w:t>
+        <w:t>7 steps of Analysis:</w:t>
       </w:r>
     </w:p>
     <w:p>
       <w:pPr>
-        <w:pStyle w:val="Listenabsatz"/>
+        <w:pStyle w:val="ListParagraph"/>
         <w:numPr>
           <w:ilvl w:val="0"/>
           <w:numId w:val="1"/>
@@ -40,18 +26,16 @@
           <w:lang w:val="de-DE"/>
         </w:rPr>
       </w:pPr>
-      <w:proofErr w:type="spellStart"/>
       <w:r>
         <w:rPr>
           <w:lang w:val="de-DE"/>
         </w:rPr>
         <w:t>Step</w:t>
       </w:r>
-      <w:proofErr w:type="spellEnd"/>
     </w:p>
     <w:p>
       <w:pPr>
-        <w:pStyle w:val="Listenabsatz"/>
+        <w:pStyle w:val="ListParagraph"/>
         <w:numPr>
           <w:ilvl w:val="1"/>
           <w:numId w:val="1"/>
@@ -69,7 +53,7 @@
     </w:p>
     <w:p>
       <w:pPr>
-        <w:pStyle w:val="Listenabsatz"/>
+        <w:pStyle w:val="ListParagraph"/>
         <w:numPr>
           <w:ilvl w:val="1"/>
           <w:numId w:val="1"/>
@@ -101,7 +85,7 @@
     </w:p>
     <w:p>
       <w:pPr>
-        <w:pStyle w:val="Listenabsatz"/>
+        <w:pStyle w:val="ListParagraph"/>
         <w:numPr>
           <w:ilvl w:val="1"/>
           <w:numId w:val="1"/>
@@ -133,7 +117,7 @@
     </w:p>
     <w:p>
       <w:pPr>
-        <w:pStyle w:val="Listenabsatz"/>
+        <w:pStyle w:val="ListParagraph"/>
         <w:numPr>
           <w:ilvl w:val="0"/>
           <w:numId w:val="1"/>
@@ -151,7 +135,7 @@
     </w:p>
     <w:tbl>
       <w:tblPr>
-        <w:tblStyle w:val="Tabellenraster"/>
+        <w:tblStyle w:val="TableGrid"/>
         <w:tblW w:w="9665" w:type="dxa"/>
         <w:tblLook w:val="04A0" w:firstRow="1" w:lastRow="0" w:firstColumn="1" w:lastColumn="0" w:noHBand="0" w:noVBand="1"/>
       </w:tblPr>
@@ -259,7 +243,6 @@
                 <w14:ligatures w14:val="none"/>
               </w:rPr>
             </w:pPr>
-            <w:proofErr w:type="spellStart"/>
             <w:r>
               <w:rPr>
                 <w:rFonts w:ascii="Aptos Narrow" w:eastAsia="Times New Roman" w:hAnsi="Aptos Narrow" w:cs="Times New Roman"/>
@@ -284,7 +267,6 @@
               </w:rPr>
               <w:t>unction</w:t>
             </w:r>
-            <w:proofErr w:type="spellEnd"/>
           </w:p>
         </w:tc>
         <w:tc>
@@ -305,7 +287,6 @@
                 <w14:ligatures w14:val="none"/>
               </w:rPr>
             </w:pPr>
-            <w:proofErr w:type="spellStart"/>
             <w:r>
               <w:rPr>
                 <w:rFonts w:ascii="Aptos Narrow" w:eastAsia="Times New Roman" w:hAnsi="Aptos Narrow" w:cs="Times New Roman"/>
@@ -330,7 +311,6 @@
               </w:rPr>
               <w:t>onstrains</w:t>
             </w:r>
-            <w:proofErr w:type="spellEnd"/>
           </w:p>
         </w:tc>
       </w:tr>
@@ -356,7 +336,6 @@
                 <w14:ligatures w14:val="none"/>
               </w:rPr>
             </w:pPr>
-            <w:proofErr w:type="spellStart"/>
             <w:r>
               <w:rPr>
                 <w:rFonts w:ascii="Aptos Narrow" w:eastAsia="Times New Roman" w:hAnsi="Aptos Narrow" w:cs="Times New Roman"/>
@@ -369,7 +348,6 @@
               </w:rPr>
               <w:t>N_a</w:t>
             </w:r>
-            <w:proofErr w:type="spellEnd"/>
           </w:p>
         </w:tc>
         <w:tc>
@@ -624,7 +602,6 @@
                 <w14:ligatures w14:val="none"/>
               </w:rPr>
             </w:pPr>
-            <w:proofErr w:type="spellStart"/>
             <w:r>
               <w:rPr>
                 <w:rFonts w:ascii="Aptos Narrow" w:eastAsia="Times New Roman" w:hAnsi="Aptos Narrow" w:cs="Times New Roman"/>
@@ -637,7 +614,6 @@
               </w:rPr>
               <w:t>N_init_a</w:t>
             </w:r>
-            <w:proofErr w:type="spellEnd"/>
           </w:p>
         </w:tc>
         <w:tc>
@@ -759,7 +735,6 @@
                 <w14:ligatures w14:val="none"/>
               </w:rPr>
             </w:pPr>
-            <w:proofErr w:type="spellStart"/>
             <w:r>
               <w:rPr>
                 <w:rFonts w:ascii="Aptos Narrow" w:eastAsia="Times New Roman" w:hAnsi="Aptos Narrow" w:cs="Times New Roman"/>
@@ -772,7 +747,6 @@
               </w:rPr>
               <w:t>N_init_A</w:t>
             </w:r>
-            <w:proofErr w:type="spellEnd"/>
           </w:p>
         </w:tc>
         <w:tc>
@@ -894,7 +868,6 @@
                 <w14:ligatures w14:val="none"/>
               </w:rPr>
             </w:pPr>
-            <w:proofErr w:type="spellStart"/>
             <w:r>
               <w:rPr>
                 <w:rFonts w:ascii="Aptos Narrow" w:eastAsia="Times New Roman" w:hAnsi="Aptos Narrow" w:cs="Times New Roman"/>
@@ -907,7 +880,6 @@
               </w:rPr>
               <w:t>decay_rate</w:t>
             </w:r>
-            <w:proofErr w:type="spellEnd"/>
           </w:p>
         </w:tc>
         <w:tc>
@@ -1029,7 +1001,6 @@
                 <w14:ligatures w14:val="none"/>
               </w:rPr>
             </w:pPr>
-            <w:proofErr w:type="spellStart"/>
             <w:r>
               <w:rPr>
                 <w:rFonts w:ascii="Aptos Narrow" w:eastAsia="Times New Roman" w:hAnsi="Aptos Narrow" w:cs="Times New Roman"/>
@@ -1042,7 +1013,6 @@
               </w:rPr>
               <w:t>sel_coeff</w:t>
             </w:r>
-            <w:proofErr w:type="spellEnd"/>
           </w:p>
         </w:tc>
         <w:tc>
@@ -1151,7 +1121,6 @@
               </w:rPr>
               <w:t xml:space="preserve"> </w:t>
             </w:r>
-            <w:proofErr w:type="spellStart"/>
             <w:r>
               <w:rPr>
                 <w:rFonts w:ascii="Aptos Narrow" w:eastAsia="Times New Roman" w:hAnsi="Aptos Narrow" w:cs="Times New Roman"/>
@@ -1164,7 +1133,6 @@
               </w:rPr>
               <w:t>decay_rate</w:t>
             </w:r>
-            <w:proofErr w:type="spellEnd"/>
           </w:p>
         </w:tc>
       </w:tr>
@@ -1190,7 +1158,6 @@
                 <w14:ligatures w14:val="none"/>
               </w:rPr>
             </w:pPr>
-            <w:proofErr w:type="spellStart"/>
             <w:r>
               <w:rPr>
                 <w:rFonts w:ascii="Aptos Narrow" w:eastAsia="Times New Roman" w:hAnsi="Aptos Narrow" w:cs="Times New Roman"/>
@@ -1203,7 +1170,6 @@
               </w:rPr>
               <w:t>t_max</w:t>
             </w:r>
-            <w:proofErr w:type="spellEnd"/>
           </w:p>
         </w:tc>
         <w:tc>
@@ -1224,7 +1190,6 @@
                 <w14:ligatures w14:val="none"/>
               </w:rPr>
             </w:pPr>
-            <w:proofErr w:type="spellStart"/>
             <w:r>
               <w:rPr>
                 <w:rFonts w:ascii="Aptos Narrow" w:eastAsia="Times New Roman" w:hAnsi="Aptos Narrow" w:cs="Times New Roman"/>
@@ -1237,7 +1202,6 @@
               </w:rPr>
               <w:t>setting</w:t>
             </w:r>
-            <w:proofErr w:type="spellEnd"/>
           </w:p>
         </w:tc>
         <w:tc>
@@ -1339,7 +1303,6 @@
                 <w14:ligatures w14:val="none"/>
               </w:rPr>
             </w:pPr>
-            <w:proofErr w:type="spellStart"/>
             <w:r>
               <w:rPr>
                 <w:rFonts w:ascii="Aptos Narrow" w:eastAsia="Times New Roman" w:hAnsi="Aptos Narrow" w:cs="Times New Roman"/>
@@ -1352,7 +1315,6 @@
               </w:rPr>
               <w:t>split_time</w:t>
             </w:r>
-            <w:proofErr w:type="spellEnd"/>
           </w:p>
         </w:tc>
         <w:tc>
@@ -1474,7 +1436,6 @@
                 <w14:ligatures w14:val="none"/>
               </w:rPr>
             </w:pPr>
-            <w:proofErr w:type="spellStart"/>
             <w:r>
               <w:rPr>
                 <w:rFonts w:ascii="Aptos Narrow" w:eastAsia="Times New Roman" w:hAnsi="Aptos Narrow" w:cs="Times New Roman"/>
@@ -1499,7 +1460,6 @@
               </w:rPr>
               <w:t>ratio</w:t>
             </w:r>
-            <w:proofErr w:type="spellEnd"/>
           </w:p>
         </w:tc>
         <w:tc>
@@ -1584,31 +1544,17 @@
                 <w14:ligatures w14:val="none"/>
               </w:rPr>
             </w:pPr>
-            <w:proofErr w:type="spellStart"/>
-            <w:r>
-              <w:rPr>
-                <w:rFonts w:ascii="Aptos Narrow" w:eastAsia="Times New Roman" w:hAnsi="Aptos Narrow" w:cs="Times New Roman"/>
-                <w:color w:val="000000"/>
-                <w:kern w:val="0"/>
-                <w:sz w:val="22"/>
-                <w:szCs w:val="22"/>
-                <w:lang w:eastAsia="de-CH"/>
-                <w14:ligatures w14:val="none"/>
-              </w:rPr>
-              <w:t>between</w:t>
-            </w:r>
-            <w:proofErr w:type="spellEnd"/>
-            <w:r>
-              <w:rPr>
-                <w:rFonts w:ascii="Aptos Narrow" w:eastAsia="Times New Roman" w:hAnsi="Aptos Narrow" w:cs="Times New Roman"/>
-                <w:color w:val="000000"/>
-                <w:kern w:val="0"/>
-                <w:sz w:val="22"/>
-                <w:szCs w:val="22"/>
-                <w:lang w:eastAsia="de-CH"/>
-                <w14:ligatures w14:val="none"/>
-              </w:rPr>
-              <w:t xml:space="preserve"> 1-0</w:t>
+            <w:r>
+              <w:rPr>
+                <w:rFonts w:ascii="Aptos Narrow" w:eastAsia="Times New Roman" w:hAnsi="Aptos Narrow" w:cs="Times New Roman"/>
+                <w:color w:val="000000"/>
+                <w:kern w:val="0"/>
+                <w:sz w:val="22"/>
+                <w:szCs w:val="22"/>
+                <w:lang w:eastAsia="de-CH"/>
+                <w14:ligatures w14:val="none"/>
+              </w:rPr>
+              <w:t>between 1-0</w:t>
             </w:r>
           </w:p>
         </w:tc>
@@ -1635,6 +1581,82 @@
                 <w14:ligatures w14:val="none"/>
               </w:rPr>
             </w:pPr>
+            <w:r>
+              <w:rPr>
+                <w:rFonts w:ascii="Aptos Narrow" w:eastAsia="Times New Roman" w:hAnsi="Aptos Narrow" w:cs="Times New Roman"/>
+                <w:color w:val="000000"/>
+                <w:kern w:val="0"/>
+                <w:sz w:val="22"/>
+                <w:szCs w:val="22"/>
+                <w:lang w:eastAsia="de-CH"/>
+                <w14:ligatures w14:val="none"/>
+              </w:rPr>
+              <w:t>habitat_prop</w:t>
+            </w:r>
+          </w:p>
+        </w:tc>
+        <w:tc>
+          <w:tcPr>
+            <w:tcW w:w="1121" w:type="dxa"/>
+            <w:noWrap/>
+            <w:hideMark/>
+          </w:tcPr>
+          <w:p>
+            <w:pPr>
+              <w:rPr>
+                <w:rFonts w:ascii="Aptos Narrow" w:eastAsia="Times New Roman" w:hAnsi="Aptos Narrow" w:cs="Times New Roman"/>
+                <w:color w:val="000000"/>
+                <w:kern w:val="0"/>
+                <w:sz w:val="22"/>
+                <w:szCs w:val="22"/>
+                <w:lang w:eastAsia="de-CH"/>
+                <w14:ligatures w14:val="none"/>
+              </w:rPr>
+            </w:pPr>
+            <w:r>
+              <w:rPr>
+                <w:rFonts w:ascii="Aptos Narrow" w:eastAsia="Times New Roman" w:hAnsi="Aptos Narrow" w:cs="Times New Roman"/>
+                <w:color w:val="000000"/>
+                <w:kern w:val="0"/>
+                <w:sz w:val="22"/>
+                <w:szCs w:val="22"/>
+                <w:lang w:eastAsia="de-CH"/>
+                <w14:ligatures w14:val="none"/>
+              </w:rPr>
+              <w:t>p</w:t>
+            </w:r>
+          </w:p>
+        </w:tc>
+        <w:tc>
+          <w:tcPr>
+            <w:tcW w:w="5292" w:type="dxa"/>
+            <w:noWrap/>
+            <w:hideMark/>
+          </w:tcPr>
+          <w:p>
+            <w:pPr>
+              <w:rPr>
+                <w:rFonts w:ascii="Aptos Narrow" w:eastAsia="Times New Roman" w:hAnsi="Aptos Narrow" w:cs="Times New Roman"/>
+                <w:color w:val="000000"/>
+                <w:kern w:val="0"/>
+                <w:sz w:val="22"/>
+                <w:szCs w:val="22"/>
+                <w:lang w:val="en-US" w:eastAsia="de-CH"/>
+                <w14:ligatures w14:val="none"/>
+              </w:rPr>
+            </w:pPr>
+            <w:r>
+              <w:rPr>
+                <w:rFonts w:ascii="Aptos Narrow" w:eastAsia="Times New Roman" w:hAnsi="Aptos Narrow" w:cs="Times New Roman"/>
+                <w:color w:val="000000"/>
+                <w:kern w:val="0"/>
+                <w:sz w:val="22"/>
+                <w:szCs w:val="22"/>
+                <w:lang w:val="en-US" w:eastAsia="de-CH"/>
+                <w14:ligatures w14:val="none"/>
+              </w:rPr>
+              <w:t xml:space="preserve">parameter defining into which proportions the habitat will be </w:t>
+            </w:r>
             <w:proofErr w:type="spellStart"/>
             <w:r>
               <w:rPr>
@@ -1643,54 +1665,13 @@
                 <w:kern w:val="0"/>
                 <w:sz w:val="22"/>
                 <w:szCs w:val="22"/>
-                <w:lang w:eastAsia="de-CH"/>
-                <w14:ligatures w14:val="none"/>
-              </w:rPr>
-              <w:t>habitat_prop</w:t>
+                <w:lang w:val="en-US" w:eastAsia="de-CH"/>
+                <w14:ligatures w14:val="none"/>
+              </w:rPr>
+              <w:t>splitted</w:t>
             </w:r>
             <w:proofErr w:type="spellEnd"/>
-          </w:p>
-        </w:tc>
-        <w:tc>
-          <w:tcPr>
-            <w:tcW w:w="1121" w:type="dxa"/>
-            <w:noWrap/>
-            <w:hideMark/>
-          </w:tcPr>
-          <w:p>
-            <w:pPr>
-              <w:rPr>
-                <w:rFonts w:ascii="Aptos Narrow" w:eastAsia="Times New Roman" w:hAnsi="Aptos Narrow" w:cs="Times New Roman"/>
-                <w:color w:val="000000"/>
-                <w:kern w:val="0"/>
-                <w:sz w:val="22"/>
-                <w:szCs w:val="22"/>
-                <w:lang w:eastAsia="de-CH"/>
-                <w14:ligatures w14:val="none"/>
-              </w:rPr>
-            </w:pPr>
-            <w:r>
-              <w:rPr>
-                <w:rFonts w:ascii="Aptos Narrow" w:eastAsia="Times New Roman" w:hAnsi="Aptos Narrow" w:cs="Times New Roman"/>
-                <w:color w:val="000000"/>
-                <w:kern w:val="0"/>
-                <w:sz w:val="22"/>
-                <w:szCs w:val="22"/>
-                <w:lang w:eastAsia="de-CH"/>
-                <w14:ligatures w14:val="none"/>
-              </w:rPr>
-              <w:t>p</w:t>
-            </w:r>
-          </w:p>
-        </w:tc>
-        <w:tc>
-          <w:tcPr>
-            <w:tcW w:w="5292" w:type="dxa"/>
-            <w:noWrap/>
-            <w:hideMark/>
-          </w:tcPr>
-          <w:p>
-            <w:pPr>
+            <w:r>
               <w:rPr>
                 <w:rFonts w:ascii="Aptos Narrow" w:eastAsia="Times New Roman" w:hAnsi="Aptos Narrow" w:cs="Times New Roman"/>
                 <w:color w:val="000000"/>
@@ -1700,7 +1681,8 @@
                 <w:lang w:val="en-US" w:eastAsia="de-CH"/>
                 <w14:ligatures w14:val="none"/>
               </w:rPr>
-            </w:pPr>
+              <w:t xml:space="preserve">. </w:t>
+            </w:r>
             <w:r>
               <w:rPr>
                 <w:rFonts w:ascii="Aptos Narrow" w:eastAsia="Times New Roman" w:hAnsi="Aptos Narrow" w:cs="Times New Roman"/>
@@ -1711,10 +1693,11 @@
                 <w:lang w:val="en-US" w:eastAsia="de-CH"/>
                 <w14:ligatures w14:val="none"/>
               </w:rPr>
-              <w:t xml:space="preserve">parameter defining into which proportions the habitat will be </w:t>
-            </w:r>
-            <w:proofErr w:type="spellStart"/>
-            <w:r>
+              <w:t>This value will give only the size of the bigger habitat (0.8), the smaller habitat will be calculated from it.</w:t>
+            </w:r>
+          </w:p>
+          <w:p>
+            <w:pPr>
               <w:rPr>
                 <w:rFonts w:ascii="Aptos Narrow" w:eastAsia="Times New Roman" w:hAnsi="Aptos Narrow" w:cs="Times New Roman"/>
                 <w:color w:val="000000"/>
@@ -1724,69 +1707,6 @@
                 <w:lang w:val="en-US" w:eastAsia="de-CH"/>
                 <w14:ligatures w14:val="none"/>
               </w:rPr>
-              <w:t>splitted</w:t>
-            </w:r>
-            <w:proofErr w:type="spellEnd"/>
-            <w:r>
-              <w:rPr>
-                <w:rFonts w:ascii="Aptos Narrow" w:eastAsia="Times New Roman" w:hAnsi="Aptos Narrow" w:cs="Times New Roman"/>
-                <w:color w:val="000000"/>
-                <w:kern w:val="0"/>
-                <w:sz w:val="22"/>
-                <w:szCs w:val="22"/>
-                <w:lang w:val="en-US" w:eastAsia="de-CH"/>
-                <w14:ligatures w14:val="none"/>
-              </w:rPr>
-              <w:t xml:space="preserve">. </w:t>
-            </w:r>
-            <w:r>
-              <w:rPr>
-                <w:rFonts w:ascii="Aptos Narrow" w:eastAsia="Times New Roman" w:hAnsi="Aptos Narrow" w:cs="Times New Roman"/>
-                <w:color w:val="000000"/>
-                <w:kern w:val="0"/>
-                <w:sz w:val="22"/>
-                <w:szCs w:val="22"/>
-                <w:lang w:val="en-US" w:eastAsia="de-CH"/>
-                <w14:ligatures w14:val="none"/>
-              </w:rPr>
-              <w:t xml:space="preserve">This value will give only the size of the bigger habitat (0.8), the smaller habitat will be </w:t>
-            </w:r>
-            <w:r>
-              <w:rPr>
-                <w:rFonts w:ascii="Aptos Narrow" w:eastAsia="Times New Roman" w:hAnsi="Aptos Narrow" w:cs="Times New Roman"/>
-                <w:color w:val="000000"/>
-                <w:kern w:val="0"/>
-                <w:sz w:val="22"/>
-                <w:szCs w:val="22"/>
-                <w:lang w:val="en-US" w:eastAsia="de-CH"/>
-                <w14:ligatures w14:val="none"/>
-              </w:rPr>
-              <w:t>calculated</w:t>
-            </w:r>
-            <w:r>
-              <w:rPr>
-                <w:rFonts w:ascii="Aptos Narrow" w:eastAsia="Times New Roman" w:hAnsi="Aptos Narrow" w:cs="Times New Roman"/>
-                <w:color w:val="000000"/>
-                <w:kern w:val="0"/>
-                <w:sz w:val="22"/>
-                <w:szCs w:val="22"/>
-                <w:lang w:val="en-US" w:eastAsia="de-CH"/>
-                <w14:ligatures w14:val="none"/>
-              </w:rPr>
-              <w:t xml:space="preserve"> from it.</w:t>
-            </w:r>
-          </w:p>
-          <w:p>
-            <w:pPr>
-              <w:rPr>
-                <w:rFonts w:ascii="Aptos Narrow" w:eastAsia="Times New Roman" w:hAnsi="Aptos Narrow" w:cs="Times New Roman"/>
-                <w:color w:val="000000"/>
-                <w:kern w:val="0"/>
-                <w:sz w:val="22"/>
-                <w:szCs w:val="22"/>
-                <w:lang w:val="en-US" w:eastAsia="de-CH"/>
-                <w14:ligatures w14:val="none"/>
-              </w:rPr>
             </w:pPr>
           </w:p>
         </w:tc>
@@ -1808,31 +1728,17 @@
                 <w14:ligatures w14:val="none"/>
               </w:rPr>
             </w:pPr>
-            <w:proofErr w:type="spellStart"/>
-            <w:r>
-              <w:rPr>
-                <w:rFonts w:ascii="Aptos Narrow" w:eastAsia="Times New Roman" w:hAnsi="Aptos Narrow" w:cs="Times New Roman"/>
-                <w:color w:val="000000"/>
-                <w:kern w:val="0"/>
-                <w:sz w:val="22"/>
-                <w:szCs w:val="22"/>
-                <w:lang w:eastAsia="de-CH"/>
-                <w14:ligatures w14:val="none"/>
-              </w:rPr>
-              <w:t>between</w:t>
-            </w:r>
-            <w:proofErr w:type="spellEnd"/>
-            <w:r>
-              <w:rPr>
-                <w:rFonts w:ascii="Aptos Narrow" w:eastAsia="Times New Roman" w:hAnsi="Aptos Narrow" w:cs="Times New Roman"/>
-                <w:color w:val="000000"/>
-                <w:kern w:val="0"/>
-                <w:sz w:val="22"/>
-                <w:szCs w:val="22"/>
-                <w:lang w:eastAsia="de-CH"/>
-                <w14:ligatures w14:val="none"/>
-              </w:rPr>
-              <w:t xml:space="preserve"> 1-0</w:t>
+            <w:r>
+              <w:rPr>
+                <w:rFonts w:ascii="Aptos Narrow" w:eastAsia="Times New Roman" w:hAnsi="Aptos Narrow" w:cs="Times New Roman"/>
+                <w:color w:val="000000"/>
+                <w:kern w:val="0"/>
+                <w:sz w:val="22"/>
+                <w:szCs w:val="22"/>
+                <w:lang w:eastAsia="de-CH"/>
+                <w14:ligatures w14:val="none"/>
+              </w:rPr>
+              <w:t>between 1-0</w:t>
             </w:r>
           </w:p>
         </w:tc>
@@ -2038,19 +1944,7 @@
                 <w:lang w:eastAsia="de-CH"/>
                 <w14:ligatures w14:val="none"/>
               </w:rPr>
-              <w:t>K</w:t>
-            </w:r>
-            <w:r>
-              <w:rPr>
-                <w:rFonts w:ascii="Aptos Narrow" w:eastAsia="Times New Roman" w:hAnsi="Aptos Narrow" w:cs="Times New Roman"/>
-                <w:color w:val="000000"/>
-                <w:kern w:val="0"/>
-                <w:sz w:val="22"/>
-                <w:szCs w:val="22"/>
-                <w:lang w:eastAsia="de-CH"/>
-                <w14:ligatures w14:val="none"/>
-              </w:rPr>
-              <w:t>_C/K_B</w:t>
+              <w:t>K_C/K_B</w:t>
             </w:r>
           </w:p>
         </w:tc>
@@ -2214,7 +2108,7 @@
     </w:tbl>
     <w:p>
       <w:pPr>
-        <w:pStyle w:val="Listenabsatz"/>
+        <w:pStyle w:val="ListParagraph"/>
         <w:ind w:left="1440"/>
         <w:rPr>
           <w:lang w:val="en-US"/>
@@ -2223,7 +2117,7 @@
     </w:p>
     <w:p>
       <w:pPr>
-        <w:pStyle w:val="Listenabsatz"/>
+        <w:pStyle w:val="ListParagraph"/>
         <w:numPr>
           <w:ilvl w:val="0"/>
           <w:numId w:val="1"/>
@@ -2298,22 +2192,8 @@
                 <w:lang w:eastAsia="de-CH"/>
                 <w14:ligatures w14:val="none"/>
               </w:rPr>
-              <w:t xml:space="preserve">Model </w:t>
-            </w:r>
-            <w:proofErr w:type="spellStart"/>
-            <w:r>
-              <w:rPr>
-                <w:rFonts w:ascii="Aptos Narrow" w:eastAsia="Times New Roman" w:hAnsi="Aptos Narrow" w:cs="Times New Roman"/>
-                <w:color w:val="000000"/>
-                <w:kern w:val="0"/>
-                <w:sz w:val="22"/>
-                <w:szCs w:val="22"/>
-                <w:lang w:eastAsia="de-CH"/>
-                <w14:ligatures w14:val="none"/>
-              </w:rPr>
-              <w:t>outcomes</w:t>
-            </w:r>
-            <w:proofErr w:type="spellEnd"/>
+              <w:t>Model outcomes</w:t>
+            </w:r>
           </w:p>
         </w:tc>
         <w:tc>
@@ -2535,46 +2415,18 @@
                 <w14:ligatures w14:val="none"/>
               </w:rPr>
             </w:pPr>
-            <w:proofErr w:type="spellStart"/>
-            <w:r>
-              <w:rPr>
-                <w:rFonts w:ascii="Aptos Narrow" w:eastAsia="Times New Roman" w:hAnsi="Aptos Narrow" w:cs="Times New Roman"/>
-                <w:color w:val="000000"/>
-                <w:kern w:val="0"/>
-                <w:sz w:val="22"/>
-                <w:szCs w:val="22"/>
-                <w:lang w:eastAsia="de-CH"/>
-                <w14:ligatures w14:val="none"/>
-              </w:rPr>
-              <w:t>Before</w:t>
-            </w:r>
-            <w:proofErr w:type="spellEnd"/>
-            <w:r>
-              <w:rPr>
-                <w:rFonts w:ascii="Aptos Narrow" w:eastAsia="Times New Roman" w:hAnsi="Aptos Narrow" w:cs="Times New Roman"/>
-                <w:color w:val="000000"/>
-                <w:kern w:val="0"/>
-                <w:sz w:val="22"/>
-                <w:szCs w:val="22"/>
-                <w:lang w:eastAsia="de-CH"/>
-                <w14:ligatures w14:val="none"/>
-              </w:rPr>
-              <w:t xml:space="preserve"> </w:t>
-            </w:r>
-            <w:proofErr w:type="spellStart"/>
-            <w:r>
-              <w:rPr>
-                <w:rFonts w:ascii="Aptos Narrow" w:eastAsia="Times New Roman" w:hAnsi="Aptos Narrow" w:cs="Times New Roman"/>
-                <w:color w:val="000000"/>
-                <w:kern w:val="0"/>
-                <w:sz w:val="22"/>
-                <w:szCs w:val="22"/>
-                <w:lang w:eastAsia="de-CH"/>
-                <w14:ligatures w14:val="none"/>
-              </w:rPr>
-              <w:t>split_time</w:t>
-            </w:r>
-            <w:proofErr w:type="spellEnd"/>
+            <w:r>
+              <w:rPr>
+                <w:rFonts w:ascii="Aptos Narrow" w:eastAsia="Times New Roman" w:hAnsi="Aptos Narrow" w:cs="Times New Roman"/>
+                <w:color w:val="000000"/>
+                <w:kern w:val="0"/>
+                <w:sz w:val="22"/>
+                <w:szCs w:val="22"/>
+                <w:lang w:eastAsia="de-CH"/>
+                <w14:ligatures w14:val="none"/>
+              </w:rPr>
+              <w:t>Before split_time</w:t>
+            </w:r>
           </w:p>
         </w:tc>
       </w:tr>
@@ -2852,22 +2704,8 @@
                 <w:lang w:eastAsia="de-CH"/>
                 <w14:ligatures w14:val="none"/>
               </w:rPr>
-              <w:t xml:space="preserve">After </w:t>
-            </w:r>
-            <w:proofErr w:type="spellStart"/>
-            <w:r>
-              <w:rPr>
-                <w:rFonts w:ascii="Aptos Narrow" w:eastAsia="Times New Roman" w:hAnsi="Aptos Narrow" w:cs="Times New Roman"/>
-                <w:color w:val="000000"/>
-                <w:kern w:val="0"/>
-                <w:sz w:val="22"/>
-                <w:szCs w:val="22"/>
-                <w:lang w:eastAsia="de-CH"/>
-                <w14:ligatures w14:val="none"/>
-              </w:rPr>
-              <w:t>split_time</w:t>
-            </w:r>
-            <w:proofErr w:type="spellEnd"/>
+              <w:t>After split_time</w:t>
+            </w:r>
           </w:p>
         </w:tc>
       </w:tr>
@@ -2902,46 +2740,18 @@
                 <w14:ligatures w14:val="none"/>
               </w:rPr>
             </w:pPr>
-            <w:proofErr w:type="spellStart"/>
-            <w:r>
-              <w:rPr>
-                <w:rFonts w:ascii="Aptos Narrow" w:eastAsia="Times New Roman" w:hAnsi="Aptos Narrow" w:cs="Times New Roman"/>
-                <w:color w:val="000000"/>
-                <w:kern w:val="0"/>
-                <w:sz w:val="22"/>
-                <w:szCs w:val="22"/>
-                <w:lang w:eastAsia="de-CH"/>
-                <w14:ligatures w14:val="none"/>
-              </w:rPr>
-              <w:t>Evolutionary</w:t>
-            </w:r>
-            <w:proofErr w:type="spellEnd"/>
-            <w:r>
-              <w:rPr>
-                <w:rFonts w:ascii="Aptos Narrow" w:eastAsia="Times New Roman" w:hAnsi="Aptos Narrow" w:cs="Times New Roman"/>
-                <w:color w:val="000000"/>
-                <w:kern w:val="0"/>
-                <w:sz w:val="22"/>
-                <w:szCs w:val="22"/>
-                <w:lang w:eastAsia="de-CH"/>
-                <w14:ligatures w14:val="none"/>
-              </w:rPr>
-              <w:t xml:space="preserve"> </w:t>
-            </w:r>
-            <w:proofErr w:type="spellStart"/>
-            <w:r>
-              <w:rPr>
-                <w:rFonts w:ascii="Aptos Narrow" w:eastAsia="Times New Roman" w:hAnsi="Aptos Narrow" w:cs="Times New Roman"/>
-                <w:color w:val="000000"/>
-                <w:kern w:val="0"/>
-                <w:sz w:val="22"/>
-                <w:szCs w:val="22"/>
-                <w:lang w:eastAsia="de-CH"/>
-                <w14:ligatures w14:val="none"/>
-              </w:rPr>
-              <w:t>rescue</w:t>
-            </w:r>
-            <w:proofErr w:type="spellEnd"/>
+            <w:r>
+              <w:rPr>
+                <w:rFonts w:ascii="Aptos Narrow" w:eastAsia="Times New Roman" w:hAnsi="Aptos Narrow" w:cs="Times New Roman"/>
+                <w:color w:val="000000"/>
+                <w:kern w:val="0"/>
+                <w:sz w:val="22"/>
+                <w:szCs w:val="22"/>
+                <w:lang w:eastAsia="de-CH"/>
+                <w14:ligatures w14:val="none"/>
+              </w:rPr>
+              <w:t>Evolutionary rescue</w:t>
+            </w:r>
           </w:p>
         </w:tc>
         <w:tc>
@@ -3195,46 +3005,18 @@
                 <w14:ligatures w14:val="none"/>
               </w:rPr>
             </w:pPr>
-            <w:proofErr w:type="spellStart"/>
-            <w:r>
-              <w:rPr>
-                <w:rFonts w:ascii="Aptos Narrow" w:eastAsia="Times New Roman" w:hAnsi="Aptos Narrow" w:cs="Times New Roman"/>
-                <w:color w:val="000000"/>
-                <w:kern w:val="0"/>
-                <w:sz w:val="22"/>
-                <w:szCs w:val="22"/>
-                <w:lang w:eastAsia="de-CH"/>
-                <w14:ligatures w14:val="none"/>
-              </w:rPr>
-              <w:t>Evolutionary</w:t>
-            </w:r>
-            <w:proofErr w:type="spellEnd"/>
-            <w:r>
-              <w:rPr>
-                <w:rFonts w:ascii="Aptos Narrow" w:eastAsia="Times New Roman" w:hAnsi="Aptos Narrow" w:cs="Times New Roman"/>
-                <w:color w:val="000000"/>
-                <w:kern w:val="0"/>
-                <w:sz w:val="22"/>
-                <w:szCs w:val="22"/>
-                <w:lang w:eastAsia="de-CH"/>
-                <w14:ligatures w14:val="none"/>
-              </w:rPr>
-              <w:t xml:space="preserve"> </w:t>
-            </w:r>
-            <w:proofErr w:type="spellStart"/>
-            <w:r>
-              <w:rPr>
-                <w:rFonts w:ascii="Aptos Narrow" w:eastAsia="Times New Roman" w:hAnsi="Aptos Narrow" w:cs="Times New Roman"/>
-                <w:color w:val="000000"/>
-                <w:kern w:val="0"/>
-                <w:sz w:val="22"/>
-                <w:szCs w:val="22"/>
-                <w:lang w:eastAsia="de-CH"/>
-                <w14:ligatures w14:val="none"/>
-              </w:rPr>
-              <w:t>rescue</w:t>
-            </w:r>
-            <w:proofErr w:type="spellEnd"/>
+            <w:r>
+              <w:rPr>
+                <w:rFonts w:ascii="Aptos Narrow" w:eastAsia="Times New Roman" w:hAnsi="Aptos Narrow" w:cs="Times New Roman"/>
+                <w:color w:val="000000"/>
+                <w:kern w:val="0"/>
+                <w:sz w:val="22"/>
+                <w:szCs w:val="22"/>
+                <w:lang w:eastAsia="de-CH"/>
+                <w14:ligatures w14:val="none"/>
+              </w:rPr>
+              <w:t>Evolutionary rescue</w:t>
+            </w:r>
           </w:p>
         </w:tc>
         <w:tc>
@@ -4018,7 +3800,7 @@
     </w:p>
     <w:p>
       <w:pPr>
-        <w:pStyle w:val="Listenabsatz"/>
+        <w:pStyle w:val="ListParagraph"/>
         <w:numPr>
           <w:ilvl w:val="0"/>
           <w:numId w:val="1"/>
@@ -4036,7 +3818,7 @@
     </w:p>
     <w:p>
       <w:pPr>
-        <w:pStyle w:val="Listenabsatz"/>
+        <w:pStyle w:val="ListParagraph"/>
         <w:numPr>
           <w:ilvl w:val="1"/>
           <w:numId w:val="1"/>
@@ -4051,6 +3833,174 @@
         </w:rPr>
         <w:t>Equation carrying capacity</w:t>
       </w:r>
+    </w:p>
+    <w:p>
+      <w:pPr>
+        <w:ind w:left="1080"/>
+        <w:rPr>
+          <w:noProof/>
+        </w:rPr>
+      </w:pPr>
+      <w:r>
+        <w:rPr>
+          <w:noProof/>
+        </w:rPr>
+        <w:drawing>
+          <wp:inline distT="0" distB="0" distL="0" distR="0" wp14:anchorId="25AC9324" wp14:editId="689599A0">
+            <wp:extent cx="5305464" cy="466728"/>
+            <wp:effectExtent l="0" t="0" r="9525" b="9525"/>
+            <wp:docPr id="289325765" name="Picture 1"/>
+            <wp:cNvGraphicFramePr>
+              <a:graphicFrameLocks xmlns:a="http://schemas.openxmlformats.org/drawingml/2006/main" noChangeAspect="1"/>
+            </wp:cNvGraphicFramePr>
+            <a:graphic xmlns:a="http://schemas.openxmlformats.org/drawingml/2006/main">
+              <a:graphicData uri="http://schemas.openxmlformats.org/drawingml/2006/picture">
+                <pic:pic xmlns:pic="http://schemas.openxmlformats.org/drawingml/2006/picture">
+                  <pic:nvPicPr>
+                    <pic:cNvPr id="289325765" name=""/>
+                    <pic:cNvPicPr/>
+                  </pic:nvPicPr>
+                  <pic:blipFill>
+                    <a:blip r:embed="rId5"/>
+                    <a:stretch>
+                      <a:fillRect/>
+                    </a:stretch>
+                  </pic:blipFill>
+                  <pic:spPr>
+                    <a:xfrm>
+                      <a:off x="0" y="0"/>
+                      <a:ext cx="5305464" cy="466728"/>
+                    </a:xfrm>
+                    <a:prstGeom prst="rect">
+                      <a:avLst/>
+                    </a:prstGeom>
+                  </pic:spPr>
+                </pic:pic>
+              </a:graphicData>
+            </a:graphic>
+          </wp:inline>
+        </w:drawing>
+      </w:r>
+    </w:p>
+    <w:p>
+      <w:pPr>
+        <w:ind w:left="1080"/>
+        <w:rPr>
+          <w:noProof/>
+        </w:rPr>
+      </w:pPr>
+    </w:p>
+    <w:p>
+      <w:pPr>
+        <w:ind w:left="1080"/>
+        <w:rPr>
+          <w:noProof/>
+        </w:rPr>
+      </w:pPr>
+      <w:r>
+        <w:rPr>
+          <w:noProof/>
+        </w:rPr>
+        <w:lastRenderedPageBreak/>
+        <w:t>Limiting cases?</w:t>
+      </w:r>
+    </w:p>
+    <w:p>
+      <w:pPr>
+        <w:ind w:left="1080"/>
+        <w:rPr>
+          <w:noProof/>
+        </w:rPr>
+      </w:pPr>
+    </w:p>
+    <w:p>
+      <w:pPr>
+        <w:ind w:left="1080"/>
+        <w:rPr>
+          <w:noProof/>
+        </w:rPr>
+      </w:pPr>
+      <w:r>
+        <w:rPr>
+          <w:noProof/>
+        </w:rPr>
+        <w:t>Step 5 analyze equations</w:t>
+      </w:r>
+    </w:p>
+    <w:p>
+      <w:pPr>
+        <w:ind w:left="1080"/>
+        <w:rPr>
+          <w:noProof/>
+          <w:lang w:val="en-GB"/>
+        </w:rPr>
+      </w:pPr>
+      <w:r>
+        <w:rPr>
+          <w:noProof/>
+          <w:lang w:val="en-GB"/>
+        </w:rPr>
+        <w:t>Set parameter equation and why?</w:t>
+      </w:r>
+    </w:p>
+    <w:p>
+      <w:pPr>
+        <w:ind w:left="1080"/>
+        <w:rPr>
+          <w:noProof/>
+          <w:lang w:val="en-GB"/>
+        </w:rPr>
+      </w:pPr>
+    </w:p>
+    <w:p>
+      <w:pPr>
+        <w:ind w:left="1080"/>
+        <w:rPr>
+          <w:noProof/>
+          <w:lang w:val="en-GB"/>
+        </w:rPr>
+      </w:pPr>
+      <w:r>
+        <w:rPr>
+          <w:noProof/>
+          <w:lang w:val="en-GB"/>
+        </w:rPr>
+        <w:t xml:space="preserve">Step 6 checks and balances </w:t>
+      </w:r>
+    </w:p>
+    <w:p>
+      <w:pPr>
+        <w:ind w:left="1080"/>
+        <w:rPr>
+          <w:noProof/>
+          <w:lang w:val="en-GB"/>
+        </w:rPr>
+      </w:pPr>
+    </w:p>
+    <w:p>
+      <w:pPr>
+        <w:ind w:left="1080"/>
+        <w:rPr>
+          <w:noProof/>
+          <w:lang w:val="en-GB"/>
+        </w:rPr>
+      </w:pPr>
+      <w:r>
+        <w:rPr>
+          <w:noProof/>
+          <w:lang w:val="en-GB"/>
+        </w:rPr>
+        <w:t>Step 7 relate resulsts back to the question?</w:t>
+      </w:r>
+    </w:p>
+    <w:p>
+      <w:pPr>
+        <w:ind w:left="1080"/>
+        <w:rPr>
+          <w:noProof/>
+          <w:lang w:val="en-GB"/>
+        </w:rPr>
+      </w:pPr>
     </w:p>
     <w:sectPr>
       <w:pgSz w:w="11906" w:h="16838"/>
@@ -4842,15 +4792,15 @@
     <w:lsdException w:name="Unresolved Mention" w:semiHidden="1" w:unhideWhenUsed="1"/>
     <w:lsdException w:name="Smart Link" w:semiHidden="1" w:unhideWhenUsed="1"/>
   </w:latentStyles>
-  <w:style w:type="paragraph" w:default="1" w:styleId="Standard">
+  <w:style w:type="paragraph" w:default="1" w:styleId="Normal">
     <w:name w:val="Normal"/>
     <w:qFormat/>
   </w:style>
-  <w:style w:type="paragraph" w:styleId="berschrift1">
+  <w:style w:type="paragraph" w:styleId="Heading1">
     <w:name w:val="heading 1"/>
-    <w:basedOn w:val="Standard"/>
-    <w:next w:val="Standard"/>
-    <w:link w:val="berschrift1Zchn"/>
+    <w:basedOn w:val="Normal"/>
+    <w:next w:val="Normal"/>
+    <w:link w:val="Heading1Char"/>
     <w:uiPriority w:val="9"/>
     <w:qFormat/>
     <w:rsid w:val="007F3EE2"/>
@@ -4867,11 +4817,11 @@
       <w:szCs w:val="40"/>
     </w:rPr>
   </w:style>
-  <w:style w:type="paragraph" w:styleId="berschrift2">
+  <w:style w:type="paragraph" w:styleId="Heading2">
     <w:name w:val="heading 2"/>
-    <w:basedOn w:val="Standard"/>
-    <w:next w:val="Standard"/>
-    <w:link w:val="berschrift2Zchn"/>
+    <w:basedOn w:val="Normal"/>
+    <w:next w:val="Normal"/>
+    <w:link w:val="Heading2Char"/>
     <w:uiPriority w:val="9"/>
     <w:semiHidden/>
     <w:unhideWhenUsed/>
@@ -4890,11 +4840,11 @@
       <w:szCs w:val="32"/>
     </w:rPr>
   </w:style>
-  <w:style w:type="paragraph" w:styleId="berschrift3">
+  <w:style w:type="paragraph" w:styleId="Heading3">
     <w:name w:val="heading 3"/>
-    <w:basedOn w:val="Standard"/>
-    <w:next w:val="Standard"/>
-    <w:link w:val="berschrift3Zchn"/>
+    <w:basedOn w:val="Normal"/>
+    <w:next w:val="Normal"/>
+    <w:link w:val="Heading3Char"/>
     <w:uiPriority w:val="9"/>
     <w:semiHidden/>
     <w:unhideWhenUsed/>
@@ -4913,11 +4863,11 @@
       <w:szCs w:val="28"/>
     </w:rPr>
   </w:style>
-  <w:style w:type="paragraph" w:styleId="berschrift4">
+  <w:style w:type="paragraph" w:styleId="Heading4">
     <w:name w:val="heading 4"/>
-    <w:basedOn w:val="Standard"/>
-    <w:next w:val="Standard"/>
-    <w:link w:val="berschrift4Zchn"/>
+    <w:basedOn w:val="Normal"/>
+    <w:next w:val="Normal"/>
+    <w:link w:val="Heading4Char"/>
     <w:uiPriority w:val="9"/>
     <w:semiHidden/>
     <w:unhideWhenUsed/>
@@ -4936,11 +4886,11 @@
       <w:color w:val="0F4761" w:themeColor="accent1" w:themeShade="BF"/>
     </w:rPr>
   </w:style>
-  <w:style w:type="paragraph" w:styleId="berschrift5">
+  <w:style w:type="paragraph" w:styleId="Heading5">
     <w:name w:val="heading 5"/>
-    <w:basedOn w:val="Standard"/>
-    <w:next w:val="Standard"/>
-    <w:link w:val="berschrift5Zchn"/>
+    <w:basedOn w:val="Normal"/>
+    <w:next w:val="Normal"/>
+    <w:link w:val="Heading5Char"/>
     <w:uiPriority w:val="9"/>
     <w:semiHidden/>
     <w:unhideWhenUsed/>
@@ -4957,11 +4907,11 @@
       <w:color w:val="0F4761" w:themeColor="accent1" w:themeShade="BF"/>
     </w:rPr>
   </w:style>
-  <w:style w:type="paragraph" w:styleId="berschrift6">
+  <w:style w:type="paragraph" w:styleId="Heading6">
     <w:name w:val="heading 6"/>
-    <w:basedOn w:val="Standard"/>
-    <w:next w:val="Standard"/>
-    <w:link w:val="berschrift6Zchn"/>
+    <w:basedOn w:val="Normal"/>
+    <w:next w:val="Normal"/>
+    <w:link w:val="Heading6Char"/>
     <w:uiPriority w:val="9"/>
     <w:semiHidden/>
     <w:unhideWhenUsed/>
@@ -4980,11 +4930,11 @@
       <w:color w:val="595959" w:themeColor="text1" w:themeTint="A6"/>
     </w:rPr>
   </w:style>
-  <w:style w:type="paragraph" w:styleId="berschrift7">
+  <w:style w:type="paragraph" w:styleId="Heading7">
     <w:name w:val="heading 7"/>
-    <w:basedOn w:val="Standard"/>
-    <w:next w:val="Standard"/>
-    <w:link w:val="berschrift7Zchn"/>
+    <w:basedOn w:val="Normal"/>
+    <w:next w:val="Normal"/>
+    <w:link w:val="Heading7Char"/>
     <w:uiPriority w:val="9"/>
     <w:semiHidden/>
     <w:unhideWhenUsed/>
@@ -5001,11 +4951,11 @@
       <w:color w:val="595959" w:themeColor="text1" w:themeTint="A6"/>
     </w:rPr>
   </w:style>
-  <w:style w:type="paragraph" w:styleId="berschrift8">
+  <w:style w:type="paragraph" w:styleId="Heading8">
     <w:name w:val="heading 8"/>
-    <w:basedOn w:val="Standard"/>
-    <w:next w:val="Standard"/>
-    <w:link w:val="berschrift8Zchn"/>
+    <w:basedOn w:val="Normal"/>
+    <w:next w:val="Normal"/>
+    <w:link w:val="Heading8Char"/>
     <w:uiPriority w:val="9"/>
     <w:semiHidden/>
     <w:unhideWhenUsed/>
@@ -5024,11 +4974,11 @@
       <w:color w:val="272727" w:themeColor="text1" w:themeTint="D8"/>
     </w:rPr>
   </w:style>
-  <w:style w:type="paragraph" w:styleId="berschrift9">
+  <w:style w:type="paragraph" w:styleId="Heading9">
     <w:name w:val="heading 9"/>
-    <w:basedOn w:val="Standard"/>
-    <w:next w:val="Standard"/>
-    <w:link w:val="berschrift9Zchn"/>
+    <w:basedOn w:val="Normal"/>
+    <w:next w:val="Normal"/>
+    <w:link w:val="Heading9Char"/>
     <w:uiPriority w:val="9"/>
     <w:semiHidden/>
     <w:unhideWhenUsed/>
@@ -5045,12 +4995,13 @@
       <w:color w:val="272727" w:themeColor="text1" w:themeTint="D8"/>
     </w:rPr>
   </w:style>
-  <w:style w:type="character" w:default="1" w:styleId="Absatz-Standardschriftart">
+  <w:style w:type="character" w:default="1" w:styleId="DefaultParagraphFont">
     <w:name w:val="Default Paragraph Font"/>
     <w:uiPriority w:val="1"/>
+    <w:semiHidden/>
     <w:unhideWhenUsed/>
   </w:style>
-  <w:style w:type="table" w:default="1" w:styleId="NormaleTabelle">
+  <w:style w:type="table" w:default="1" w:styleId="TableNormal">
     <w:name w:val="Normal Table"/>
     <w:uiPriority w:val="99"/>
     <w:semiHidden/>
@@ -5065,16 +5016,16 @@
       </w:tblCellMar>
     </w:tblPr>
   </w:style>
-  <w:style w:type="numbering" w:default="1" w:styleId="KeineListe">
+  <w:style w:type="numbering" w:default="1" w:styleId="NoList">
     <w:name w:val="No List"/>
     <w:uiPriority w:val="99"/>
     <w:semiHidden/>
     <w:unhideWhenUsed/>
   </w:style>
-  <w:style w:type="character" w:customStyle="1" w:styleId="berschrift1Zchn">
-    <w:name w:val="Überschrift 1 Zchn"/>
-    <w:basedOn w:val="Absatz-Standardschriftart"/>
-    <w:link w:val="berschrift1"/>
+  <w:style w:type="character" w:customStyle="1" w:styleId="Heading1Char">
+    <w:name w:val="Heading 1 Char"/>
+    <w:basedOn w:val="DefaultParagraphFont"/>
+    <w:link w:val="Heading1"/>
     <w:uiPriority w:val="9"/>
     <w:rsid w:val="007F3EE2"/>
     <w:rPr>
@@ -5084,10 +5035,10 @@
       <w:szCs w:val="40"/>
     </w:rPr>
   </w:style>
-  <w:style w:type="character" w:customStyle="1" w:styleId="berschrift2Zchn">
-    <w:name w:val="Überschrift 2 Zchn"/>
-    <w:basedOn w:val="Absatz-Standardschriftart"/>
-    <w:link w:val="berschrift2"/>
+  <w:style w:type="character" w:customStyle="1" w:styleId="Heading2Char">
+    <w:name w:val="Heading 2 Char"/>
+    <w:basedOn w:val="DefaultParagraphFont"/>
+    <w:link w:val="Heading2"/>
     <w:uiPriority w:val="9"/>
     <w:semiHidden/>
     <w:rsid w:val="007F3EE2"/>
@@ -5098,10 +5049,10 @@
       <w:szCs w:val="32"/>
     </w:rPr>
   </w:style>
-  <w:style w:type="character" w:customStyle="1" w:styleId="berschrift3Zchn">
-    <w:name w:val="Überschrift 3 Zchn"/>
-    <w:basedOn w:val="Absatz-Standardschriftart"/>
-    <w:link w:val="berschrift3"/>
+  <w:style w:type="character" w:customStyle="1" w:styleId="Heading3Char">
+    <w:name w:val="Heading 3 Char"/>
+    <w:basedOn w:val="DefaultParagraphFont"/>
+    <w:link w:val="Heading3"/>
     <w:uiPriority w:val="9"/>
     <w:semiHidden/>
     <w:rsid w:val="007F3EE2"/>
@@ -5112,10 +5063,10 @@
       <w:szCs w:val="28"/>
     </w:rPr>
   </w:style>
-  <w:style w:type="character" w:customStyle="1" w:styleId="berschrift4Zchn">
-    <w:name w:val="Überschrift 4 Zchn"/>
-    <w:basedOn w:val="Absatz-Standardschriftart"/>
-    <w:link w:val="berschrift4"/>
+  <w:style w:type="character" w:customStyle="1" w:styleId="Heading4Char">
+    <w:name w:val="Heading 4 Char"/>
+    <w:basedOn w:val="DefaultParagraphFont"/>
+    <w:link w:val="Heading4"/>
     <w:uiPriority w:val="9"/>
     <w:semiHidden/>
     <w:rsid w:val="007F3EE2"/>
@@ -5126,10 +5077,10 @@
       <w:color w:val="0F4761" w:themeColor="accent1" w:themeShade="BF"/>
     </w:rPr>
   </w:style>
-  <w:style w:type="character" w:customStyle="1" w:styleId="berschrift5Zchn">
-    <w:name w:val="Überschrift 5 Zchn"/>
-    <w:basedOn w:val="Absatz-Standardschriftart"/>
-    <w:link w:val="berschrift5"/>
+  <w:style w:type="character" w:customStyle="1" w:styleId="Heading5Char">
+    <w:name w:val="Heading 5 Char"/>
+    <w:basedOn w:val="DefaultParagraphFont"/>
+    <w:link w:val="Heading5"/>
     <w:uiPriority w:val="9"/>
     <w:semiHidden/>
     <w:rsid w:val="007F3EE2"/>
@@ -5138,10 +5089,10 @@
       <w:color w:val="0F4761" w:themeColor="accent1" w:themeShade="BF"/>
     </w:rPr>
   </w:style>
-  <w:style w:type="character" w:customStyle="1" w:styleId="berschrift6Zchn">
-    <w:name w:val="Überschrift 6 Zchn"/>
-    <w:basedOn w:val="Absatz-Standardschriftart"/>
-    <w:link w:val="berschrift6"/>
+  <w:style w:type="character" w:customStyle="1" w:styleId="Heading6Char">
+    <w:name w:val="Heading 6 Char"/>
+    <w:basedOn w:val="DefaultParagraphFont"/>
+    <w:link w:val="Heading6"/>
     <w:uiPriority w:val="9"/>
     <w:semiHidden/>
     <w:rsid w:val="007F3EE2"/>
@@ -5152,10 +5103,10 @@
       <w:color w:val="595959" w:themeColor="text1" w:themeTint="A6"/>
     </w:rPr>
   </w:style>
-  <w:style w:type="character" w:customStyle="1" w:styleId="berschrift7Zchn">
-    <w:name w:val="Überschrift 7 Zchn"/>
-    <w:basedOn w:val="Absatz-Standardschriftart"/>
-    <w:link w:val="berschrift7"/>
+  <w:style w:type="character" w:customStyle="1" w:styleId="Heading7Char">
+    <w:name w:val="Heading 7 Char"/>
+    <w:basedOn w:val="DefaultParagraphFont"/>
+    <w:link w:val="Heading7"/>
     <w:uiPriority w:val="9"/>
     <w:semiHidden/>
     <w:rsid w:val="007F3EE2"/>
@@ -5164,10 +5115,10 @@
       <w:color w:val="595959" w:themeColor="text1" w:themeTint="A6"/>
     </w:rPr>
   </w:style>
-  <w:style w:type="character" w:customStyle="1" w:styleId="berschrift8Zchn">
-    <w:name w:val="Überschrift 8 Zchn"/>
-    <w:basedOn w:val="Absatz-Standardschriftart"/>
-    <w:link w:val="berschrift8"/>
+  <w:style w:type="character" w:customStyle="1" w:styleId="Heading8Char">
+    <w:name w:val="Heading 8 Char"/>
+    <w:basedOn w:val="DefaultParagraphFont"/>
+    <w:link w:val="Heading8"/>
     <w:uiPriority w:val="9"/>
     <w:semiHidden/>
     <w:rsid w:val="007F3EE2"/>
@@ -5178,10 +5129,10 @@
       <w:color w:val="272727" w:themeColor="text1" w:themeTint="D8"/>
     </w:rPr>
   </w:style>
-  <w:style w:type="character" w:customStyle="1" w:styleId="berschrift9Zchn">
-    <w:name w:val="Überschrift 9 Zchn"/>
-    <w:basedOn w:val="Absatz-Standardschriftart"/>
-    <w:link w:val="berschrift9"/>
+  <w:style w:type="character" w:customStyle="1" w:styleId="Heading9Char">
+    <w:name w:val="Heading 9 Char"/>
+    <w:basedOn w:val="DefaultParagraphFont"/>
+    <w:link w:val="Heading9"/>
     <w:uiPriority w:val="9"/>
     <w:semiHidden/>
     <w:rsid w:val="007F3EE2"/>
@@ -5190,11 +5141,11 @@
       <w:color w:val="272727" w:themeColor="text1" w:themeTint="D8"/>
     </w:rPr>
   </w:style>
-  <w:style w:type="paragraph" w:styleId="Titel">
+  <w:style w:type="paragraph" w:styleId="Title">
     <w:name w:val="Title"/>
-    <w:basedOn w:val="Standard"/>
-    <w:next w:val="Standard"/>
-    <w:link w:val="TitelZchn"/>
+    <w:basedOn w:val="Normal"/>
+    <w:next w:val="Normal"/>
+    <w:link w:val="TitleChar"/>
     <w:uiPriority w:val="10"/>
     <w:qFormat/>
     <w:rsid w:val="007F3EE2"/>
@@ -5210,10 +5161,10 @@
       <w:szCs w:val="56"/>
     </w:rPr>
   </w:style>
-  <w:style w:type="character" w:customStyle="1" w:styleId="TitelZchn">
-    <w:name w:val="Titel Zchn"/>
-    <w:basedOn w:val="Absatz-Standardschriftart"/>
-    <w:link w:val="Titel"/>
+  <w:style w:type="character" w:customStyle="1" w:styleId="TitleChar">
+    <w:name w:val="Title Char"/>
+    <w:basedOn w:val="DefaultParagraphFont"/>
+    <w:link w:val="Title"/>
     <w:uiPriority w:val="10"/>
     <w:rsid w:val="007F3EE2"/>
     <w:rPr>
@@ -5224,11 +5175,11 @@
       <w:szCs w:val="56"/>
     </w:rPr>
   </w:style>
-  <w:style w:type="paragraph" w:styleId="Untertitel">
+  <w:style w:type="paragraph" w:styleId="Subtitle">
     <w:name w:val="Subtitle"/>
-    <w:basedOn w:val="Standard"/>
-    <w:next w:val="Standard"/>
-    <w:link w:val="UntertitelZchn"/>
+    <w:basedOn w:val="Normal"/>
+    <w:next w:val="Normal"/>
+    <w:link w:val="SubtitleChar"/>
     <w:uiPriority w:val="11"/>
     <w:qFormat/>
     <w:rsid w:val="007F3EE2"/>
@@ -5245,10 +5196,10 @@
       <w:szCs w:val="28"/>
     </w:rPr>
   </w:style>
-  <w:style w:type="character" w:customStyle="1" w:styleId="UntertitelZchn">
-    <w:name w:val="Untertitel Zchn"/>
-    <w:basedOn w:val="Absatz-Standardschriftart"/>
-    <w:link w:val="Untertitel"/>
+  <w:style w:type="character" w:customStyle="1" w:styleId="SubtitleChar">
+    <w:name w:val="Subtitle Char"/>
+    <w:basedOn w:val="DefaultParagraphFont"/>
+    <w:link w:val="Subtitle"/>
     <w:uiPriority w:val="11"/>
     <w:rsid w:val="007F3EE2"/>
     <w:rPr>
@@ -5259,11 +5210,11 @@
       <w:szCs w:val="28"/>
     </w:rPr>
   </w:style>
-  <w:style w:type="paragraph" w:styleId="Zitat">
+  <w:style w:type="paragraph" w:styleId="Quote">
     <w:name w:val="Quote"/>
-    <w:basedOn w:val="Standard"/>
-    <w:next w:val="Standard"/>
-    <w:link w:val="ZitatZchn"/>
+    <w:basedOn w:val="Normal"/>
+    <w:next w:val="Normal"/>
+    <w:link w:val="QuoteChar"/>
     <w:uiPriority w:val="29"/>
     <w:qFormat/>
     <w:rsid w:val="007F3EE2"/>
@@ -5277,10 +5228,10 @@
       <w:color w:val="404040" w:themeColor="text1" w:themeTint="BF"/>
     </w:rPr>
   </w:style>
-  <w:style w:type="character" w:customStyle="1" w:styleId="ZitatZchn">
-    <w:name w:val="Zitat Zchn"/>
-    <w:basedOn w:val="Absatz-Standardschriftart"/>
-    <w:link w:val="Zitat"/>
+  <w:style w:type="character" w:customStyle="1" w:styleId="QuoteChar">
+    <w:name w:val="Quote Char"/>
+    <w:basedOn w:val="DefaultParagraphFont"/>
+    <w:link w:val="Quote"/>
     <w:uiPriority w:val="29"/>
     <w:rsid w:val="007F3EE2"/>
     <w:rPr>
@@ -5289,9 +5240,9 @@
       <w:color w:val="404040" w:themeColor="text1" w:themeTint="BF"/>
     </w:rPr>
   </w:style>
-  <w:style w:type="paragraph" w:styleId="Listenabsatz">
+  <w:style w:type="paragraph" w:styleId="ListParagraph">
     <w:name w:val="List Paragraph"/>
-    <w:basedOn w:val="Standard"/>
+    <w:basedOn w:val="Normal"/>
     <w:uiPriority w:val="34"/>
     <w:qFormat/>
     <w:rsid w:val="007F3EE2"/>
@@ -5300,9 +5251,9 @@
       <w:contextualSpacing/>
     </w:pPr>
   </w:style>
-  <w:style w:type="character" w:styleId="IntensiveHervorhebung">
+  <w:style w:type="character" w:styleId="IntenseEmphasis">
     <w:name w:val="Intense Emphasis"/>
-    <w:basedOn w:val="Absatz-Standardschriftart"/>
+    <w:basedOn w:val="DefaultParagraphFont"/>
     <w:uiPriority w:val="21"/>
     <w:qFormat/>
     <w:rsid w:val="007F3EE2"/>
@@ -5312,11 +5263,11 @@
       <w:color w:val="0F4761" w:themeColor="accent1" w:themeShade="BF"/>
     </w:rPr>
   </w:style>
-  <w:style w:type="paragraph" w:styleId="IntensivesZitat">
+  <w:style w:type="paragraph" w:styleId="IntenseQuote">
     <w:name w:val="Intense Quote"/>
-    <w:basedOn w:val="Standard"/>
-    <w:next w:val="Standard"/>
-    <w:link w:val="IntensivesZitatZchn"/>
+    <w:basedOn w:val="Normal"/>
+    <w:next w:val="Normal"/>
+    <w:link w:val="IntenseQuoteChar"/>
     <w:uiPriority w:val="30"/>
     <w:qFormat/>
     <w:rsid w:val="007F3EE2"/>
@@ -5335,10 +5286,10 @@
       <w:color w:val="0F4761" w:themeColor="accent1" w:themeShade="BF"/>
     </w:rPr>
   </w:style>
-  <w:style w:type="character" w:customStyle="1" w:styleId="IntensivesZitatZchn">
-    <w:name w:val="Intensives Zitat Zchn"/>
-    <w:basedOn w:val="Absatz-Standardschriftart"/>
-    <w:link w:val="IntensivesZitat"/>
+  <w:style w:type="character" w:customStyle="1" w:styleId="IntenseQuoteChar">
+    <w:name w:val="Intense Quote Char"/>
+    <w:basedOn w:val="DefaultParagraphFont"/>
+    <w:link w:val="IntenseQuote"/>
     <w:uiPriority w:val="30"/>
     <w:rsid w:val="007F3EE2"/>
     <w:rPr>
@@ -5347,9 +5298,9 @@
       <w:color w:val="0F4761" w:themeColor="accent1" w:themeShade="BF"/>
     </w:rPr>
   </w:style>
-  <w:style w:type="character" w:styleId="IntensiverVerweis">
+  <w:style w:type="character" w:styleId="IntenseReference">
     <w:name w:val="Intense Reference"/>
-    <w:basedOn w:val="Absatz-Standardschriftart"/>
+    <w:basedOn w:val="DefaultParagraphFont"/>
     <w:uiPriority w:val="32"/>
     <w:qFormat/>
     <w:rsid w:val="007F3EE2"/>
@@ -5361,9 +5312,9 @@
       <w:spacing w:val="5"/>
     </w:rPr>
   </w:style>
-  <w:style w:type="table" w:styleId="Tabellenraster">
+  <w:style w:type="table" w:styleId="TableGrid">
     <w:name w:val="Table Grid"/>
-    <w:basedOn w:val="NormaleTabelle"/>
+    <w:basedOn w:val="TableNormal"/>
     <w:uiPriority w:val="39"/>
     <w:rsid w:val="007F3EE2"/>
     <w:pPr>
